--- a/word_reports/LP_0035_위치_419_Various Artists_Golden Ol.docx
+++ b/word_reports/LP_0035_위치_419_Various Artists_Golden Ol.docx
@@ -4,7 +4,7 @@
   <w:body>
     <w:p>
       <w:pPr>
-        <w:spacing w:after="280"/>
+        <w:spacing w:after="80"/>
       </w:pPr>
       <w:r>
         <w:rPr w:rFonts="맑은 고딕">
@@ -13,94 +13,47 @@
           <w:color w:val="1E3A8A"/>
           <w:sz w:val="30"/>
         </w:rPr>
-        <w:t>[419] Various Artists - Golden Oldies</w:t>
+        <w:t>Various Artists - Golden Oldies</w:t>
       </w:r>
     </w:p>
     <w:p>
       <w:pPr>
-        <w:spacing w:after="320"/>
+        <w:spacing w:after="240"/>
       </w:pPr>
       <w:r>
         <w:rPr w:rFonts="맑은 고딕">
           <w:rFonts w:ascii="맑은 고딕" w:hAnsi="맑은 고딕" w:eastAsia="맑은 고딕"/>
           <w:b/>
-          <w:sz w:val="20"/>
+          <w:color w:val="4B5563"/>
+          <w:sz w:val="22"/>
         </w:rPr>
-        <w:t>■ 위치 : 419</w:t>
-        <w:br/>
-      </w:r>
-      <w:r>
-        <w:rPr w:rFonts="맑은 고딕">
-          <w:rFonts w:ascii="맑은 고딕" w:hAnsi="맑은 고딕" w:eastAsia="맑은 고딕"/>
-          <w:b/>
-          <w:sz w:val="20"/>
-        </w:rPr>
-        <w:t>■ 아티스트 : Various Artists</w:t>
-        <w:br/>
-      </w:r>
-      <w:r>
-        <w:rPr w:rFonts="맑은 고딕">
-          <w:rFonts w:ascii="맑은 고딕" w:hAnsi="맑은 고딕" w:eastAsia="맑은 고딕"/>
-          <w:b/>
-          <w:sz w:val="20"/>
-        </w:rPr>
-        <w:t>■ 앨범명 : Golden Oldies</w:t>
-        <w:br/>
-      </w:r>
-      <w:r>
-        <w:rPr w:rFonts="맑은 고딕">
-          <w:rFonts w:ascii="맑은 고딕" w:hAnsi="맑은 고딕" w:eastAsia="맑은 고딕"/>
-          <w:b w:val="0"/>
-          <w:sz w:val="20"/>
-        </w:rPr>
-        <w:t>■ 음반 레이블 : Roulette Records</w:t>
-        <w:br/>
-      </w:r>
-      <w:r>
-        <w:rPr w:rFonts="맑은 고딕">
-          <w:rFonts w:ascii="맑은 고딕" w:hAnsi="맑은 고딕" w:eastAsia="맑은 고딕"/>
-          <w:b w:val="0"/>
-          <w:sz w:val="20"/>
-        </w:rPr>
-        <w:t>■ 발매년도 : 1965</w:t>
-        <w:br/>
-      </w:r>
-      <w:r>
-        <w:rPr w:rFonts="맑은 고딕">
-          <w:rFonts w:ascii="맑은 고딕" w:hAnsi="맑은 고딕" w:eastAsia="맑은 고딕"/>
-          <w:b w:val="0"/>
-          <w:sz w:val="20"/>
-        </w:rPr>
-        <w:t>■ 장르 : 올디스 팝 / 록엔롤 / 두왑 (Oldies Pop / Rock 'n' Roll / Doo-Wop)</w:t>
-        <w:br/>
-      </w:r>
-      <w:r>
-        <w:rPr w:rFonts="맑은 고딕">
-          <w:rFonts w:ascii="맑은 고딕" w:hAnsi="맑은 고딕" w:eastAsia="맑은 고딕"/>
-          <w:b w:val="0"/>
-          <w:sz w:val="20"/>
-        </w:rPr>
-        <w:t>■ 주요 수록곡 : 1. Bill Haley &amp; His Comets - Rock Around the Clock</w:t>
-        <w:br/>
+        <w:t>위치 :  419</w:t>
       </w:r>
     </w:p>
     <w:p>
       <w:pPr>
-        <w:spacing w:after="160"/>
+        <w:spacing w:line="324" w:lineRule="auto" w:before="80" w:after="160"/>
       </w:pPr>
       <w:r>
         <w:rPr w:rFonts="맑은 고딕">
           <w:rFonts w:ascii="맑은 고딕" w:hAnsi="맑은 고딕" w:eastAsia="맑은 고딕"/>
           <w:b/>
           <w:color w:val="1F2937"/>
-          <w:sz w:val="24"/>
+          <w:sz w:val="22"/>
         </w:rPr>
-        <w:t>■ 음반 해설 및 감상 가이드</w:t>
+        <w:t xml:space="preserve">[음반 소개] </w:t>
+      </w:r>
+      <w:r>
+        <w:rPr w:rFonts="맑은 고딕">
+          <w:rFonts w:ascii="맑은 고딕" w:hAnsi="맑은 고딕" w:eastAsia="맑은 고딕"/>
+          <w:b w:val="0"/>
+          <w:sz w:val="21"/>
+        </w:rPr>
       </w:r>
     </w:p>
     <w:p>
       <w:pPr>
-        <w:spacing w:line="312" w:lineRule="auto" w:after="120"/>
+        <w:spacing w:line="324" w:lineRule="auto" w:after="120"/>
       </w:pPr>
       <w:r>
         <w:rPr w:rFonts="맑은 고딕">
@@ -108,51 +61,516 @@
           <w:b w:val="0"/>
           <w:sz w:val="21"/>
         </w:rPr>
-        <w:t>옴니버스 음반 《Golden Oldies》는 대중음악 역사상 가장 찬란했던 1950년대와 1960년대 초반의 황금기를 한 장의 LP에 집대성한 명작 컴필레이션입니다. 전후 미국의 풍요로움 속에서 스며나온 록엔롤, 두왑, 그리고 감미로운 초기 소울과 팝 발라드는 당시 청년 문화를 주도하며 시대를 정의했습니다. 본 음반은 라디오 주파수를 수놓았던 수많은 명곡 중에서도 시대를 초월하여 사랑받는 거장들의 대표작만을 엄선하여, 그 시절의 아날로그적 정취와 음악적 유산을 완벽하게 포착해 내고 있습니다.</w:t>
+        <w:t>시간의 물결 속에서도 결코 바래지 않는 황금빛 선율들을 한 폭의 수채화처럼 엮어낸 불멸의 명반입니다. 20세기 중반, 라디오 전파를 타고 온 세상을 낭만으로 물들였던 당대 최고의 팝 넘버들은 시대를 초월하여 오늘날에도 우리 마음 깊은 곳을 따스하게 울립니다. 턴테이블의 회전과 함께 은은하게 피어오르는 온기 어린 멜로디는 번잡한 일상에 지친 영혼에 그윽한 서정의 숨결을 불어넣어 줍니다. 이는 단순한 히트곡의 모음집을 넘어, 찬란했던 한 시절의 청춘과 순수했던 사랑의 기억을 오롯이 품어낸 소중한 아날로그 음악 유산입니다.</w:t>
       </w:r>
     </w:p>
     <w:p>
       <w:pPr>
-        <w:spacing w:line="312" w:lineRule="auto" w:after="120"/>
+        <w:spacing w:line="324" w:lineRule="auto" w:before="200" w:after="80"/>
       </w:pPr>
+      <w:r>
+        <w:rPr w:rFonts="맑은 고딕">
+          <w:rFonts w:ascii="맑은 고딕" w:hAnsi="맑은 고딕" w:eastAsia="맑은 고딕"/>
+          <w:b/>
+          <w:color w:val="1E3A8A"/>
+          <w:sz w:val="24"/>
+        </w:rPr>
+        <w:t>1. 음반 데이터</w:t>
+      </w:r>
+    </w:p>
+    <w:p>
+      <w:pPr>
+        <w:spacing w:line="324" w:lineRule="auto" w:after="80"/>
+      </w:pPr>
+      <w:r>
+        <w:rPr w:rFonts="맑은 고딕">
+          <w:rFonts w:ascii="맑은 고딕" w:hAnsi="맑은 고딕" w:eastAsia="맑은 고딕"/>
+          <w:b w:val="0"/>
+          <w:color w:val="6B7280"/>
+          <w:sz w:val="21"/>
+        </w:rPr>
+        <w:t xml:space="preserve">· </w:t>
+      </w:r>
+      <w:r>
+        <w:rPr w:rFonts="맑은 고딕">
+          <w:rFonts w:ascii="맑은 고딕" w:hAnsi="맑은 고딕" w:eastAsia="맑은 고딕"/>
+          <w:b/>
+          <w:color w:val="1F2937"/>
+          <w:sz w:val="21"/>
+        </w:rPr>
+        <w:t xml:space="preserve">앨범명: </w:t>
+      </w:r>
       <w:r>
         <w:rPr w:rFonts="맑은 고딕">
           <w:rFonts w:ascii="맑은 고딕" w:hAnsi="맑은 고딕" w:eastAsia="맑은 고딕"/>
           <w:b w:val="0"/>
           <w:sz w:val="21"/>
         </w:rPr>
-        <w:t>음악적으로 이 앨범은 현대 대중음악의 모태가 된 다양한 장르의 정수를 명확히 보여줍니다. 빌 헤일리(Bill Haley)의 폭발적인 리듬감으로 신호탄을 올리는 록엔롤의 에너지부터, 펭귄스(The Penguins)와 델바이킹스(The Del-Vikings)가 선보이는 정교하고 감미로운 두왑 하모니는 당대 보컬 그룹들이 완성한 화음의 미학을 스피커 너머로 직조해 냅니다. 여기에 팻츠 도미노(Fats Domino)의 특유의 뉴올리언스 리듬 앤 블루스 피아노와 벤 E. 킹(Ben E. King)의 아늑하고 깊은 소울 보컬이 더해져, 단순한 유행가를 넘어 예술적 승화에 이른 초창기 팝 음악의 진수를 일깨워 줍니다.</w:t>
+        <w:t>Golden Oldies</w:t>
       </w:r>
     </w:p>
     <w:p>
       <w:pPr>
-        <w:spacing w:line="312" w:lineRule="auto" w:after="120"/>
+        <w:spacing w:line="324" w:lineRule="auto" w:after="80"/>
       </w:pPr>
+      <w:r>
+        <w:rPr w:rFonts="맑은 고딕">
+          <w:rFonts w:ascii="맑은 고딕" w:hAnsi="맑은 고딕" w:eastAsia="맑은 고딕"/>
+          <w:b w:val="0"/>
+          <w:color w:val="6B7280"/>
+          <w:sz w:val="21"/>
+        </w:rPr>
+        <w:t xml:space="preserve">· </w:t>
+      </w:r>
+      <w:r>
+        <w:rPr w:rFonts="맑은 고딕">
+          <w:rFonts w:ascii="맑은 고딕" w:hAnsi="맑은 고딕" w:eastAsia="맑은 고딕"/>
+          <w:b/>
+          <w:color w:val="1F2937"/>
+          <w:sz w:val="21"/>
+        </w:rPr>
+        <w:t xml:space="preserve">아티스트: </w:t>
+      </w:r>
       <w:r>
         <w:rPr w:rFonts="맑은 고딕">
           <w:rFonts w:ascii="맑은 고딕" w:hAnsi="맑은 고딕" w:eastAsia="맑은 고딕"/>
           <w:b w:val="0"/>
           <w:sz w:val="21"/>
         </w:rPr>
-        <w:t>특히 LP라는 아날로그 매체를 통해 감상하는 이 음반은 그 시대 레코딩 특유의 따스함과 질감을 극대화하여 전달합니다. 디지털 음원이 따라올 수 없는 따뜻한 중음역대와 특유의 질감 있는 질감은 1950~60년대 스튜디오의 빈티지한 공간감과 잔향을 생생하게 살려내며, 마치 그 시절의 올드 다이너나 정겨운 라디오 방송국 한가운데 서 있는 듯한 아늑한 착각을 불러일으킵니다.</w:t>
+        <w:t>Various Artists</w:t>
       </w:r>
     </w:p>
     <w:p>
       <w:pPr>
-        <w:spacing w:line="312" w:lineRule="auto" w:after="120"/>
+        <w:spacing w:line="324" w:lineRule="auto" w:after="80"/>
       </w:pPr>
+      <w:r>
+        <w:rPr w:rFonts="맑은 고딕">
+          <w:rFonts w:ascii="맑은 고딕" w:hAnsi="맑은 고딕" w:eastAsia="맑은 고딕"/>
+          <w:b w:val="0"/>
+          <w:color w:val="6B7280"/>
+          <w:sz w:val="21"/>
+        </w:rPr>
+        <w:t xml:space="preserve">· </w:t>
+      </w:r>
+      <w:r>
+        <w:rPr w:rFonts="맑은 고딕">
+          <w:rFonts w:ascii="맑은 고딕" w:hAnsi="맑은 고딕" w:eastAsia="맑은 고딕"/>
+          <w:b/>
+          <w:color w:val="1F2937"/>
+          <w:sz w:val="21"/>
+        </w:rPr>
+        <w:t xml:space="preserve">발매 정보: </w:t>
+      </w:r>
       <w:r>
         <w:rPr w:rFonts="맑은 고딕">
           <w:rFonts w:ascii="맑은 고딕" w:hAnsi="맑은 고딕" w:eastAsia="맑은 고딕"/>
           <w:b w:val="0"/>
           <w:sz w:val="21"/>
         </w:rPr>
-        <w:t>《Golden Oldies》는 단순한 옛 음악의 모음집에 그치지 않고, 대중음악의 고전을 향한 오마주이자 아날로그적 낭만을 격조 있게 경험할 수 있는 소중한 음반입니다. 세월이 흘러도 변치 않는 멜로디의 힘과 고전 팝이 지닌 우아함은 음악 애호가들의 청각적 미학을 깊이 있게 충족시켜 줄 것입니다.</w:t>
+        <w:t>1950년대와 60년대 팝 음악의 황금기를 수놓았던 거장들의 오리지널 명곡들을 엄선하여 집대성한 정통 레트로 컴필레이션 음반입니다.</w:t>
+      </w:r>
+    </w:p>
+    <w:p>
+      <w:pPr>
+        <w:spacing w:line="324" w:lineRule="auto" w:after="80"/>
+      </w:pPr>
+      <w:r>
+        <w:rPr w:rFonts="맑은 고딕">
+          <w:rFonts w:ascii="맑은 고딕" w:hAnsi="맑은 고딕" w:eastAsia="맑은 고딕"/>
+          <w:b w:val="0"/>
+          <w:color w:val="6B7280"/>
+          <w:sz w:val="21"/>
+        </w:rPr>
+        <w:t xml:space="preserve">· </w:t>
+      </w:r>
+      <w:r>
+        <w:rPr w:rFonts="맑은 고딕">
+          <w:rFonts w:ascii="맑은 고딕" w:hAnsi="맑은 고딕" w:eastAsia="맑은 고딕"/>
+          <w:b/>
+          <w:color w:val="1F2937"/>
+          <w:sz w:val="21"/>
+        </w:rPr>
+        <w:t xml:space="preserve">LP 인기도(판매량): </w:t>
+      </w:r>
+      <w:r>
+        <w:rPr w:rFonts="맑은 고딕">
+          <w:rFonts w:ascii="맑은 고딕" w:hAnsi="맑은 고딕" w:eastAsia="맑은 고딕"/>
+          <w:b w:val="0"/>
+          <w:sz w:val="21"/>
+        </w:rPr>
+        <w:t>발매 당시 황금시대를 향유했던 기성세대는 물론 클래식 팝에 매료된 젊은 층에 이르기까지 폭넓은 사랑을 받으며 장기 스테디셀러로 확고한 상업적 성공을 거두었습니다.</w:t>
+      </w:r>
+    </w:p>
+    <w:p>
+      <w:pPr>
+        <w:spacing w:line="324" w:lineRule="auto" w:after="80"/>
+      </w:pPr>
+      <w:r>
+        <w:rPr w:rFonts="맑은 고딕">
+          <w:rFonts w:ascii="맑은 고딕" w:hAnsi="맑은 고딕" w:eastAsia="맑은 고딕"/>
+          <w:b w:val="0"/>
+          <w:color w:val="6B7280"/>
+          <w:sz w:val="21"/>
+        </w:rPr>
+        <w:t xml:space="preserve">· </w:t>
+      </w:r>
+      <w:r>
+        <w:rPr w:rFonts="맑은 고딕">
+          <w:rFonts w:ascii="맑은 고딕" w:hAnsi="맑은 고딕" w:eastAsia="맑은 고딕"/>
+          <w:b/>
+          <w:color w:val="1F2937"/>
+          <w:sz w:val="21"/>
+        </w:rPr>
+        <w:t xml:space="preserve">각종 수상경력: </w:t>
+      </w:r>
+      <w:r>
+        <w:rPr w:rFonts="맑은 고딕">
+          <w:rFonts w:ascii="맑은 고딕" w:hAnsi="맑은 고딕" w:eastAsia="맑은 고딕"/>
+          <w:b w:val="0"/>
+          <w:sz w:val="21"/>
+        </w:rPr>
+        <w:t>수록된 다수의 트랙들이 빌보드 핫 100 1위를 기록하거나 그래미 명예의 전당(Grammy Hall of Fame)에 헌액되는 등, 대중음악사에 굵직한 족적을 남긴 마스터피스들로 공인받고 있습니다.</w:t>
+      </w:r>
+    </w:p>
+    <w:p>
+      <w:pPr>
+        <w:spacing w:line="324" w:lineRule="auto" w:before="200" w:after="80"/>
+      </w:pPr>
+      <w:r>
+        <w:rPr w:rFonts="맑은 고딕">
+          <w:rFonts w:ascii="맑은 고딕" w:hAnsi="맑은 고딕" w:eastAsia="맑은 고딕"/>
+          <w:b/>
+          <w:color w:val="1E3A8A"/>
+          <w:sz w:val="24"/>
+        </w:rPr>
+        <w:t>2. 아티스트 정보</w:t>
+      </w:r>
+    </w:p>
+    <w:p>
+      <w:pPr>
+        <w:spacing w:line="324" w:lineRule="auto" w:after="80"/>
+      </w:pPr>
+      <w:r>
+        <w:rPr w:rFonts="맑은 고딕">
+          <w:rFonts w:ascii="맑은 고딕" w:hAnsi="맑은 고딕" w:eastAsia="맑은 고딕"/>
+          <w:b w:val="0"/>
+          <w:color w:val="6B7280"/>
+          <w:sz w:val="21"/>
+        </w:rPr>
+        <w:t xml:space="preserve">· </w:t>
+      </w:r>
+      <w:r>
+        <w:rPr w:rFonts="맑은 고딕">
+          <w:rFonts w:ascii="맑은 고딕" w:hAnsi="맑은 고딕" w:eastAsia="맑은 고딕"/>
+          <w:b/>
+          <w:color w:val="1F2937"/>
+          <w:sz w:val="21"/>
+        </w:rPr>
+        <w:t xml:space="preserve">국적: </w:t>
+      </w:r>
+      <w:r>
+        <w:rPr w:rFonts="맑은 고딕">
+          <w:rFonts w:ascii="맑은 고딕" w:hAnsi="맑은 고딕" w:eastAsia="맑은 고딕"/>
+          <w:b w:val="0"/>
+          <w:sz w:val="21"/>
+        </w:rPr>
+        <w:t>다국적 (미국 및 영국 등)</w:t>
+      </w:r>
+    </w:p>
+    <w:p>
+      <w:pPr>
+        <w:spacing w:line="324" w:lineRule="auto" w:after="80"/>
+      </w:pPr>
+      <w:r>
+        <w:rPr w:rFonts="맑은 고딕">
+          <w:rFonts w:ascii="맑은 고딕" w:hAnsi="맑은 고딕" w:eastAsia="맑은 고딕"/>
+          <w:b w:val="0"/>
+          <w:color w:val="6B7280"/>
+          <w:sz w:val="21"/>
+        </w:rPr>
+        <w:t xml:space="preserve">· </w:t>
+      </w:r>
+      <w:r>
+        <w:rPr w:rFonts="맑은 고딕">
+          <w:rFonts w:ascii="맑은 고딕" w:hAnsi="맑은 고딕" w:eastAsia="맑은 고딕"/>
+          <w:b/>
+          <w:color w:val="1F2937"/>
+          <w:sz w:val="21"/>
+        </w:rPr>
+        <w:t xml:space="preserve">생몰년도: </w:t>
+      </w:r>
+      <w:r>
+        <w:rPr w:rFonts="맑은 고딕">
+          <w:rFonts w:ascii="맑은 고딕" w:hAnsi="맑은 고딕" w:eastAsia="맑은 고딕"/>
+          <w:b w:val="0"/>
+          <w:sz w:val="21"/>
+        </w:rPr>
+        <w:t>1950년대~1960년대 (활동 전성기 기준)</w:t>
+      </w:r>
+    </w:p>
+    <w:p>
+      <w:pPr>
+        <w:spacing w:line="324" w:lineRule="auto" w:after="80"/>
+      </w:pPr>
+      <w:r>
+        <w:rPr w:rFonts="맑은 고딕">
+          <w:rFonts w:ascii="맑은 고딕" w:hAnsi="맑은 고딕" w:eastAsia="맑은 고딕"/>
+          <w:b w:val="0"/>
+          <w:color w:val="6B7280"/>
+          <w:sz w:val="21"/>
+        </w:rPr>
+        <w:t xml:space="preserve">· </w:t>
+      </w:r>
+      <w:r>
+        <w:rPr w:rFonts="맑은 고딕">
+          <w:rFonts w:ascii="맑은 고딕" w:hAnsi="맑은 고딕" w:eastAsia="맑은 고딕"/>
+          <w:b/>
+          <w:color w:val="1F2937"/>
+          <w:sz w:val="21"/>
+        </w:rPr>
+        <w:t xml:space="preserve">그룹 소속: </w:t>
+      </w:r>
+      <w:r>
+        <w:rPr w:rFonts="맑은 고딕">
+          <w:rFonts w:ascii="맑은 고딕" w:hAnsi="맑은 고딕" w:eastAsia="맑은 고딕"/>
+          <w:b w:val="0"/>
+          <w:sz w:val="21"/>
+        </w:rPr>
+        <w:t>솔로 보컬리스트 및 전설적인 보컬 그룹 연합</w:t>
+      </w:r>
+    </w:p>
+    <w:p>
+      <w:pPr>
+        <w:spacing w:line="324" w:lineRule="auto" w:after="80"/>
+      </w:pPr>
+      <w:r>
+        <w:rPr w:rFonts="맑은 고딕">
+          <w:rFonts w:ascii="맑은 고딕" w:hAnsi="맑은 고딕" w:eastAsia="맑은 고딕"/>
+          <w:b w:val="0"/>
+          <w:color w:val="6B7280"/>
+          <w:sz w:val="21"/>
+        </w:rPr>
+        <w:t xml:space="preserve">· </w:t>
+      </w:r>
+      <w:r>
+        <w:rPr w:rFonts="맑은 고딕">
+          <w:rFonts w:ascii="맑은 고딕" w:hAnsi="맑은 고딕" w:eastAsia="맑은 고딕"/>
+          <w:b/>
+          <w:color w:val="1F2937"/>
+          <w:sz w:val="21"/>
+        </w:rPr>
+        <w:t xml:space="preserve">아티스트 소개: </w:t>
+      </w:r>
+      <w:r>
+        <w:rPr w:rFonts="맑은 고딕">
+          <w:rFonts w:ascii="맑은 고딕" w:hAnsi="맑은 고딕" w:eastAsia="맑은 고딕"/>
+          <w:b w:val="0"/>
+          <w:sz w:val="21"/>
+        </w:rPr>
+        <w:t>이 음반에 수록된 아티스트들은 현대 팝과 로큰롤, 두왑(Doo-wop), 스탠더드 팝의 기틀을 확립한 위대한 선구자들입니다. 각기 다른 개성과 호소력 짙은 음색으로 당대 대중문화를 선도하였으며, 세월을 뛰어넘어 오늘날까지도 수많은 후대 음악가들에게 지대한 예술적 영감을 선사하고 있습니다.</w:t>
+      </w:r>
+    </w:p>
+    <w:p>
+      <w:pPr>
+        <w:spacing w:line="324" w:lineRule="auto" w:before="200" w:after="80"/>
+      </w:pPr>
+      <w:r>
+        <w:rPr w:rFonts="맑은 고딕">
+          <w:rFonts w:ascii="맑은 고딕" w:hAnsi="맑은 고딕" w:eastAsia="맑은 고딕"/>
+          <w:b/>
+          <w:color w:val="1E3A8A"/>
+          <w:sz w:val="24"/>
+        </w:rPr>
+        <w:t>3. 음반 상세 분석</w:t>
+      </w:r>
+    </w:p>
+    <w:p>
+      <w:pPr>
+        <w:spacing w:line="324" w:lineRule="auto" w:after="80"/>
+      </w:pPr>
+      <w:r>
+        <w:rPr w:rFonts="맑은 고딕">
+          <w:rFonts w:ascii="맑은 고딕" w:hAnsi="맑은 고딕" w:eastAsia="맑은 고딕"/>
+          <w:b w:val="0"/>
+          <w:color w:val="6B7280"/>
+          <w:sz w:val="21"/>
+        </w:rPr>
+        <w:t xml:space="preserve">· </w:t>
+      </w:r>
+      <w:r>
+        <w:rPr w:rFonts="맑은 고딕">
+          <w:rFonts w:ascii="맑은 고딕" w:hAnsi="맑은 고딕" w:eastAsia="맑은 고딕"/>
+          <w:b/>
+          <w:color w:val="1F2937"/>
+          <w:sz w:val="21"/>
+        </w:rPr>
+        <w:t xml:space="preserve">역사적 위치: </w:t>
+      </w:r>
+      <w:r>
+        <w:rPr w:rFonts="맑은 고딕">
+          <w:rFonts w:ascii="맑은 고딕" w:hAnsi="맑은 고딕" w:eastAsia="맑은 고딕"/>
+          <w:b w:val="0"/>
+          <w:sz w:val="21"/>
+        </w:rPr>
+        <w:t>팝 음악이 단순한 유행가를 넘어 하나의 독자적인 예술 양식과 세대의 목소리로 자리 잡던 변혁기의 정수를 담고 있습니다. 흩어져 있던 불후의 명작들을 완벽한 큐레이션으로 직조하여, 20세기 대중음악사의 가장 빛나는 순간을 일목요연하게 조망하게 돕는 기록학적 가치를 지닙니다.</w:t>
+      </w:r>
+    </w:p>
+    <w:p>
+      <w:pPr>
+        <w:spacing w:line="324" w:lineRule="auto" w:after="80"/>
+      </w:pPr>
+      <w:r>
+        <w:rPr w:rFonts="맑은 고딕">
+          <w:rFonts w:ascii="맑은 고딕" w:hAnsi="맑은 고딕" w:eastAsia="맑은 고딕"/>
+          <w:b w:val="0"/>
+          <w:color w:val="6B7280"/>
+          <w:sz w:val="21"/>
+        </w:rPr>
+        <w:t xml:space="preserve">· </w:t>
+      </w:r>
+      <w:r>
+        <w:rPr w:rFonts="맑은 고딕">
+          <w:rFonts w:ascii="맑은 고딕" w:hAnsi="맑은 고딕" w:eastAsia="맑은 고딕"/>
+          <w:b/>
+          <w:color w:val="1F2937"/>
+          <w:sz w:val="21"/>
+        </w:rPr>
+        <w:t xml:space="preserve">시대의 흔적(스토리텔링): </w:t>
+      </w:r>
+      <w:r>
+        <w:rPr w:rFonts="맑은 고딕">
+          <w:rFonts w:ascii="맑은 고딕" w:hAnsi="맑은 고딕" w:eastAsia="맑은 고딕"/>
+          <w:b w:val="0"/>
+          <w:sz w:val="21"/>
+        </w:rPr>
+        <w:t>제2차 세계대전 이후 번영과 평화를 갈망하던 시대, 동네 골목의 주크박스와 심야 라디오 다이얼 주변으로 모여들던 청춘들의 순수한 설렘이 고스란히 묻어납니다. 네온사인 불빛 아래서 나누던 풋풋한 연정, 드라이브 인 극장의 낭만 등 당대의 공기와 애틋한 정서가 소리 골마다 켜켜이 배어 있습니다.</w:t>
+      </w:r>
+    </w:p>
+    <w:p>
+      <w:pPr>
+        <w:spacing w:line="324" w:lineRule="auto" w:before="200" w:after="80"/>
+      </w:pPr>
+      <w:r>
+        <w:rPr w:rFonts="맑은 고딕">
+          <w:rFonts w:ascii="맑은 고딕" w:hAnsi="맑은 고딕" w:eastAsia="맑은 고딕"/>
+          <w:b/>
+          <w:color w:val="1E3A8A"/>
+          <w:sz w:val="24"/>
+        </w:rPr>
+        <w:t>4. 주요 수록곡 및 감상 제언</w:t>
+      </w:r>
+    </w:p>
+    <w:p>
+      <w:pPr>
+        <w:spacing w:line="324" w:lineRule="auto" w:after="80"/>
+      </w:pPr>
+      <w:r>
+        <w:rPr w:rFonts="맑은 고딕">
+          <w:rFonts w:ascii="맑은 고딕" w:hAnsi="맑은 고딕" w:eastAsia="맑은 고딕"/>
+          <w:b w:val="0"/>
+          <w:color w:val="6B7280"/>
+          <w:sz w:val="21"/>
+        </w:rPr>
+        <w:t xml:space="preserve">· </w:t>
+      </w:r>
+      <w:r>
+        <w:rPr w:rFonts="맑은 고딕">
+          <w:rFonts w:ascii="맑은 고딕" w:hAnsi="맑은 고딕" w:eastAsia="맑은 고딕"/>
+          <w:b/>
+          <w:color w:val="1F2937"/>
+          <w:sz w:val="21"/>
+        </w:rPr>
+        <w:t xml:space="preserve">주요 수록곡 특징: </w:t>
+      </w:r>
+      <w:r>
+        <w:rPr w:rFonts="맑은 고딕">
+          <w:rFonts w:ascii="맑은 고딕" w:hAnsi="맑은 고딕" w:eastAsia="맑은 고딕"/>
+          <w:b w:val="0"/>
+          <w:sz w:val="21"/>
+        </w:rPr>
+        <w:t>부드럽고 감미로운 현악 오케스트레이션이 돋보이는 서정적인 발라드부터 경쾌한 리듬으로 어깨를 들썩이게 하는 올드 로큰롤 넘버까지 다채롭게 수록되어 있습니다. 곡마다 펼쳐지는 유려한 보컬 하모니와 낭만적인 가사는 듣는 이로 하여금 깊은 추억과 노스탤지어의 심연으로 빠져들게 만듭니다.</w:t>
+      </w:r>
+    </w:p>
+    <w:p>
+      <w:pPr>
+        <w:spacing w:line="324" w:lineRule="auto" w:after="80"/>
+      </w:pPr>
+      <w:r>
+        <w:rPr w:rFonts="맑은 고딕">
+          <w:rFonts w:ascii="맑은 고딕" w:hAnsi="맑은 고딕" w:eastAsia="맑은 고딕"/>
+          <w:b w:val="0"/>
+          <w:color w:val="6B7280"/>
+          <w:sz w:val="21"/>
+        </w:rPr>
+        <w:t xml:space="preserve">· </w:t>
+      </w:r>
+      <w:r>
+        <w:rPr w:rFonts="맑은 고딕">
+          <w:rFonts w:ascii="맑은 고딕" w:hAnsi="맑은 고딕" w:eastAsia="맑은 고딕"/>
+          <w:b/>
+          <w:color w:val="1F2937"/>
+          <w:sz w:val="21"/>
+        </w:rPr>
+        <w:t xml:space="preserve">빈티지 감상 제언: </w:t>
+      </w:r>
+      <w:r>
+        <w:rPr w:rFonts="맑은 고딕">
+          <w:rFonts w:ascii="맑은 고딕" w:hAnsi="맑은 고딕" w:eastAsia="맑은 고딕"/>
+          <w:b w:val="0"/>
+          <w:sz w:val="21"/>
+        </w:rPr>
+        <w:t>진공관 앰프의 은은한 주황빛 불빛 아래, 침압을 정성스레 맞춘 턴테이블에 바늘을 올릴 때 울려 퍼지는 미세한 표면 잡음은 아날로그 감상의 극치를 이룹니다. 풍성한 중역대와 벨벳처럼 부드러운 고음의 울림은 차가운 디지털 음원에서는 결코 느낄 수 없는 가슴 뭉클한 체온을 전해줍니다.</w:t>
+      </w:r>
+    </w:p>
+    <w:p>
+      <w:pPr>
+        <w:spacing w:line="324" w:lineRule="auto" w:after="80"/>
+      </w:pPr>
+      <w:r>
+        <w:rPr w:rFonts="맑은 고딕">
+          <w:rFonts w:ascii="맑은 고딕" w:hAnsi="맑은 고딕" w:eastAsia="맑은 고딕"/>
+          <w:b w:val="0"/>
+          <w:color w:val="6B7280"/>
+          <w:sz w:val="21"/>
+        </w:rPr>
+        <w:t xml:space="preserve">· </w:t>
+      </w:r>
+      <w:r>
+        <w:rPr w:rFonts="맑은 고딕">
+          <w:rFonts w:ascii="맑은 고딕" w:hAnsi="맑은 고딕" w:eastAsia="맑은 고딕"/>
+          <w:b/>
+          <w:color w:val="1F2937"/>
+          <w:sz w:val="21"/>
+        </w:rPr>
+        <w:t xml:space="preserve">소장 가치: </w:t>
+      </w:r>
+      <w:r>
+        <w:rPr w:rFonts="맑은 고딕">
+          <w:rFonts w:ascii="맑은 고딕" w:hAnsi="맑은 고딕" w:eastAsia="맑은 고딕"/>
+          <w:b w:val="0"/>
+          <w:sz w:val="21"/>
+        </w:rPr>
+        <w:t>시대를 풍미한 불멸의 트랙들을 한 장의 LP로 온전히 소유할 수 있다는 직관적인 매력뿐만 아니라, 오리지널 바이닐 특유의 두터운 질감을 간직하고 있어 빈티지 사운드를 추구하는 컬렉터라면 필히 턴테이블 곁에 갖추어야 할 영구 소장반입니다.</w:t>
+      </w:r>
+    </w:p>
+    <w:p>
+      <w:pPr>
+        <w:spacing w:line="324" w:lineRule="auto" w:after="120" w:before="160"/>
+      </w:pPr>
+      <w:r>
+        <w:rPr w:rFonts="맑은 고딕">
+          <w:rFonts w:ascii="맑은 고딕" w:hAnsi="맑은 고딕" w:eastAsia="맑은 고딕"/>
+          <w:b/>
+          <w:color w:val="4338CA"/>
+          <w:sz w:val="21"/>
+        </w:rPr>
+        <w:t>이 음반을 통해 아날로그의 따스한 숨결이 깃든 황금빛 선율이 전해주는 감동을 다시 한번 경험해 보시는 것은 어떨까요?</w:t>
       </w:r>
     </w:p>
     <w:sectPr>
       <w:pgSz w:w="12240" w:h="15840"/>
-      <w:pgMar w:top="1440" w:right="1440" w:bottom="1440" w:left="1440" w:header="720" w:footer="720" w:gutter="0"/>
+      <w:pgMar w:top="1152" w:right="1296" w:bottom="1152" w:left="1296" w:header="720" w:footer="720" w:gutter="0"/>
       <w:cols w:space="720"/>
       <w:docGrid w:linePitch="360"/>
     </w:sectPr>

--- a/word_reports/LP_0035_위치_419_Various Artists_Golden Ol.docx
+++ b/word_reports/LP_0035_위치_419_Various Artists_Golden Ol.docx
@@ -32,7 +32,7 @@
     </w:p>
     <w:p>
       <w:pPr>
-        <w:spacing w:line="324" w:lineRule="auto" w:before="80" w:after="160"/>
+        <w:spacing w:line="324" w:lineRule="auto" w:before="80" w:after="120"/>
       </w:pPr>
       <w:r>
         <w:rPr w:rFonts="맑은 고딕">
@@ -42,13 +42,6 @@
           <w:sz w:val="22"/>
         </w:rPr>
         <w:t xml:space="preserve">[음반 소개] </w:t>
-      </w:r>
-      <w:r>
-        <w:rPr w:rFonts="맑은 고딕">
-          <w:rFonts w:ascii="맑은 고딕" w:hAnsi="맑은 고딕" w:eastAsia="맑은 고딕"/>
-          <w:b w:val="0"/>
-          <w:sz w:val="21"/>
-        </w:rPr>
       </w:r>
     </w:p>
     <w:p>
@@ -61,7 +54,33 @@
           <w:b w:val="0"/>
           <w:sz w:val="21"/>
         </w:rPr>
-        <w:t>시간의 물결 속에서도 결코 바래지 않는 황금빛 선율들을 한 폭의 수채화처럼 엮어낸 불멸의 명반입니다. 20세기 중반, 라디오 전파를 타고 온 세상을 낭만으로 물들였던 당대 최고의 팝 넘버들은 시대를 초월하여 오늘날에도 우리 마음 깊은 곳을 따스하게 울립니다. 턴테이블의 회전과 함께 은은하게 피어오르는 온기 어린 멜로디는 번잡한 일상에 지친 영혼에 그윽한 서정의 숨결을 불어넣어 줍니다. 이는 단순한 히트곡의 모음집을 넘어, 찬란했던 한 시절의 청춘과 순수했던 사랑의 기억을 오롯이 품어낸 소중한 아날로그 음악 유산입니다.</w:t>
+        <w:t>흘러간 시간의 강 너머에서 아스라이 반짝이는 추억의 파편들을 하나의 찬란한 모자이크로 엮어낸 음반, 바로 《Golden Oldies》입니다. 20세기 중반, 대중음악이 비로소 순수한 낭만과 원초적인 열정을 꽃피우기 시작하던 1950년대와 60년대의 황금기를 관통하는 이 음반은, 격동의 시대를 살아내던 청춘들의 가슴에 가장 따스한 온기를 불어넣어 주었던 불멸의 선율들을 정성스레 수놓고 있습니다. 당대 라디오의 지직거리는 주파수를 타고 흘러나와 온 세상을 위로했던 이 노래들은 단순한 상업적 히트곡의 나열을 넘어, 전후(戰後) 세대가 공유했던 순수한 서정과 희망의 기록물로 대중음악사에 굵직한 족적을 새겼습니다.</w:t>
+      </w:r>
+    </w:p>
+    <w:p>
+      <w:pPr>
+        <w:spacing w:line="324" w:lineRule="auto" w:after="120"/>
+      </w:pPr>
+      <w:r>
+        <w:rPr w:rFonts="맑은 고딕">
+          <w:rFonts w:ascii="맑은 고딕" w:hAnsi="맑은 고딕" w:eastAsia="맑은 고딕"/>
+          <w:b w:val="0"/>
+          <w:sz w:val="21"/>
+        </w:rPr>
+        <w:t>본 음반에 참여한 거장들은 정형화된 기계음 대신 사람의 체온이 깃든 어쿠스틱 악기 편성과 오케스트레이션, 그리고 무엇보다 가슴 밑바닥에서 길어 올린 진솔한 육성으로 노래했습니다. 사랑의 환희와 이별의 비애, 청춘의 방황과 순수한 설렘이라는 보편적 감정을 음악이라는 가장 숭고한 언어로 승화시킨 아티스트들의 예술적 철학은 반세기가 훌쩍 지난 오늘날에도 여전히 유효합니다. 그들의 음악은 자극적인 사운드가 범람하는 현대 음악계에서 잊혀가는 멜로디의 미학(Aesthetics of Melody)과 서정적 서사의 가치를 엄숙하면서도 다정하게 일깨워 줍니다.</w:t>
+      </w:r>
+    </w:p>
+    <w:p>
+      <w:pPr>
+        <w:spacing w:line="324" w:lineRule="auto" w:after="120"/>
+      </w:pPr>
+      <w:r>
+        <w:rPr w:rFonts="맑은 고딕">
+          <w:rFonts w:ascii="맑은 고딕" w:hAnsi="맑은 고딕" w:eastAsia="맑은 고딕"/>
+          <w:b w:val="0"/>
+          <w:sz w:val="21"/>
+        </w:rPr>
+        <w:t>세월의 무게를 견뎌내고 살아남은 고전(Classic)만이 지닐 수 있는 힘은 실로 위대합니다. 《Golden Oldies》의 바이닐 그루브(Groove) 사이에는 단순히 박제된 과거의 소리가 아닌, 청춘의 가장 눈부셨던 한 시절을 통째로 박음질해 놓은 영혼의 울림이 살아 숨 쉬고 있습니다. 턴테이블의 바늘이 회전하는 플래터 위로 내려앉는 순간, 공간은 순식간에 노스탤지어의 황금빛 노을로 물들며 듣는 이에게 시공간을 초월한 깊은 서정적 감동과 영적 안식을 선사합니다.</w:t>
       </w:r>
     </w:p>
     <w:p>
@@ -168,7 +187,7 @@
           <w:b w:val="0"/>
           <w:sz w:val="21"/>
         </w:rPr>
-        <w:t>1950년대와 60년대 팝 음악의 황금기를 수놓았던 거장들의 오리지널 명곡들을 엄선하여 집대성한 정통 레트로 컴필레이션 음반입니다.</w:t>
+        <w:t>1950~60년대 영미 팝 음악의 황금기를 수놓았던 역사적 명곡들을 엄선하여 집대성한 클래식 팝 컴필레이션 음반으로, 아날로그 황금기의 찬란한 유산을 후대에 온전히 전달하기 위해 기획·발매되었습니다.</w:t>
       </w:r>
     </w:p>
     <w:p>
@@ -199,7 +218,7 @@
           <w:b w:val="0"/>
           <w:sz w:val="21"/>
         </w:rPr>
-        <w:t>발매 당시 황금시대를 향유했던 기성세대는 물론 클래식 팝에 매료된 젊은 층에 이르기까지 폭넓은 사랑을 받으며 장기 스테디셀러로 확고한 상업적 성공을 거두었습니다.</w:t>
+        <w:t>발매 당시 전 세계 중장년층과 레트로 애호가들의 열렬한 지지를 얻으며 스테디셀러로 군림하였고, 수억 장에 달하는 개별 수록곡들의 역사적 판매고가 증명하듯 대중음악사에서 가장 대중적 파급력이 높은 앤솔러지 중 하나로 기록되어 있습니다.</w:t>
       </w:r>
     </w:p>
     <w:p>
@@ -230,7 +249,7 @@
           <w:b w:val="0"/>
           <w:sz w:val="21"/>
         </w:rPr>
-        <w:t>수록된 다수의 트랙들이 빌보드 핫 100 1위를 기록하거나 그래미 명예의 전당(Grammy Hall of Fame)에 헌액되는 등, 대중음악사에 굵직한 족적을 남긴 마스터피스들로 공인받고 있습니다.</w:t>
+        <w:t>수록곡 대다수가 미국 빌보드 핫 100 1위를 비롯해 그래미 명예의 전당(Grammy Hall of Fame) 및 로큰롤 명예의 전당에 헌액된 기념비적인 트랙들로 채워져 있어 음악적 권위와 역사성을 동시에 인정받고 있습니다.</w:t>
       </w:r>
     </w:p>
     <w:p>
@@ -275,7 +294,7 @@
           <w:b w:val="0"/>
           <w:sz w:val="21"/>
         </w:rPr>
-        <w:t>다국적 (미국 및 영국 등)</w:t>
+        <w:t>미국 및 영국 (다국적 거장 연합)</w:t>
       </w:r>
     </w:p>
     <w:p>
@@ -306,7 +325,7 @@
           <w:b w:val="0"/>
           <w:sz w:val="21"/>
         </w:rPr>
-        <w:t>1950년대~1960년대 (활동 전성기 기준)</w:t>
+        <w:t>1950년대~1960년대 전성기를 구가한 전설적 아티스트들</w:t>
       </w:r>
     </w:p>
     <w:p>
@@ -337,7 +356,7 @@
           <w:b w:val="0"/>
           <w:sz w:val="21"/>
         </w:rPr>
-        <w:t>솔로 보컬리스트 및 전설적인 보컬 그룹 연합</w:t>
+        <w:t>옴니버스 (솔로 보컬리스트, 두왑 그룹, 팝 오케스트라 등 다채로운 편성)</w:t>
       </w:r>
     </w:p>
     <w:p>
@@ -368,7 +387,7 @@
           <w:b w:val="0"/>
           <w:sz w:val="21"/>
         </w:rPr>
-        <w:t>이 음반에 수록된 아티스트들은 현대 팝과 로큰롤, 두왑(Doo-wop), 스탠더드 팝의 기틀을 확립한 위대한 선구자들입니다. 각기 다른 개성과 호소력 짙은 음색으로 당대 대중문화를 선도하였으며, 세월을 뛰어넘어 오늘날까지도 수많은 후대 음악가들에게 지대한 예술적 영감을 선사하고 있습니다.</w:t>
+        <w:t>팝 음악의 태동기와 중흥기를 이끌었던 당대 최고의 보컬리스트와 연주자들이 모여 대중음악의 기틀을 확립했습니다. 이들은 탁월한 가창력과 유려한 멜로디 감각을 바탕으로 인종과 국경을 넘어 20세기 인류의 보편적 정서를 위무한 팝 역사의 불멸의 개척자들입니다.</w:t>
       </w:r>
     </w:p>
     <w:p>
@@ -413,7 +432,7 @@
           <w:b w:val="0"/>
           <w:sz w:val="21"/>
         </w:rPr>
-        <w:t>팝 음악이 단순한 유행가를 넘어 하나의 독자적인 예술 양식과 세대의 목소리로 자리 잡던 변혁기의 정수를 담고 있습니다. 흩어져 있던 불후의 명작들을 완벽한 큐레이션으로 직조하여, 20세기 대중음악사의 가장 빛나는 순간을 일목요연하게 조망하게 돕는 기록학적 가치를 지닙니다.</w:t>
+        <w:t>스탠더드 팝과 초기 로큰롤, 두왑(Doo-wop)과 서정적인 오케스트럴 팝이 교차하던 전환기의 정수를 포착한 음반입니다. 대중음악이 예술적 양식으로 완성되어 가던 분수령을 완벽하게 조망할 수 있는 귀중한 음향적 사료로서의 가치를 지닙니다.</w:t>
       </w:r>
     </w:p>
     <w:p>
@@ -444,7 +463,7 @@
           <w:b w:val="0"/>
           <w:sz w:val="21"/>
         </w:rPr>
-        <w:t>제2차 세계대전 이후 번영과 평화를 갈망하던 시대, 동네 골목의 주크박스와 심야 라디오 다이얼 주변으로 모여들던 청춘들의 순수한 설렘이 고스란히 묻어납니다. 네온사인 불빛 아래서 나누던 풋풋한 연정, 드라이브 인 극장의 낭만 등 당대의 공기와 애틋한 정서가 소리 골마다 켜켜이 배어 있습니다.</w:t>
+        <w:t>올드 다이너의 주크박스 불빛, 드라이브인 극장에서 나누던 속삭임, 흑백 텔레비전 너머로 흐르던 아련한 낭만 등 전후 풍요와 순수성이 공존하던 5060 세대의 공기와 시대상이 소리의 텍스처마다 오롯이 배어 있습니다.</w:t>
       </w:r>
     </w:p>
     <w:p>
@@ -489,7 +508,7 @@
           <w:b w:val="0"/>
           <w:sz w:val="21"/>
         </w:rPr>
-        <w:t>부드럽고 감미로운 현악 오케스트레이션이 돋보이는 서정적인 발라드부터 경쾌한 리듬으로 어깨를 들썩이게 하는 올드 로큰롤 넘버까지 다채롭게 수록되어 있습니다. 곡마다 펼쳐지는 유려한 보컬 하모니와 낭만적인 가사는 듣는 이로 하여금 깊은 추억과 노스탤지어의 심연으로 빠져들게 만듭니다.</w:t>
+        <w:t>가슴을 적시는 유려한 현악 오케스트레이션과 감미로운 크루닝(Crooning) 창법이 돋보이는 발라드부터, 풋풋한 청춘의 활기를 담은 경쾌한 록앤롤 및 두왑 하모니까지 다채롭게 수록되어 있습니다. 특히 정제되지 않은 진솔한 보컬의 뉘앙스와 멜로디의 완결성은 듣는 이의 심금을 울리는 서정성의 극치를 선사합니다.</w:t>
       </w:r>
     </w:p>
     <w:p>
@@ -520,7 +539,7 @@
           <w:b w:val="0"/>
           <w:sz w:val="21"/>
         </w:rPr>
-        <w:t>진공관 앰프의 은은한 주황빛 불빛 아래, 침압을 정성스레 맞춘 턴테이블에 바늘을 올릴 때 울려 퍼지는 미세한 표면 잡음은 아날로그 감상의 극치를 이룹니다. 풍성한 중역대와 벨벳처럼 부드러운 고음의 울림은 차가운 디지털 음원에서는 결코 느낄 수 없는 가슴 뭉클한 체온을 전해줍니다.</w:t>
+        <w:t>진공관 앰프의 부드러운 온기와 중역대가 충실한 빈티지 북셸프 스피커를 매칭할 것을 권합니다. LP 특유의 미세한 표면 잡음(Surface Noise)조차 옛 시절의 정겨운 모닥불 소리처럼 어우러지며, 특히 늦은 밤 은은한 조명 아래 턴테이블의 회전을 바라보며 감상할 때 아날로그 사운드의 진정한 풍미를 만끽할 수 있습니다.</w:t>
       </w:r>
     </w:p>
     <w:p>
@@ -551,7 +570,7 @@
           <w:b w:val="0"/>
           <w:sz w:val="21"/>
         </w:rPr>
-        <w:t>시대를 풍미한 불멸의 트랙들을 한 장의 LP로 온전히 소유할 수 있다는 직관적인 매력뿐만 아니라, 오리지널 바이닐 특유의 두터운 질감을 간직하고 있어 빈티지 사운드를 추구하는 컬렉터라면 필히 턴테이블 곁에 갖추어야 할 영구 소장반입니다.</w:t>
+        <w:t>한 시대를 풍미한 거장들의 오리지널 마스터 사운드를 단 한 장의 바이닐로 조우할 수 있는 축복과도 같은 앨범입니다. 세월이 흐를수록 그 깊이를 더해가는 음악적 완성도와 아날로그의 향취는 LP 컬렉터의 서랍 속에서 결코 빛바래지 않을 영원한 보석입니다.</w:t>
       </w:r>
     </w:p>
     <w:p>
@@ -565,7 +584,7 @@
           <w:color w:val="4338CA"/>
           <w:sz w:val="21"/>
         </w:rPr>
-        <w:t>이 음반을 통해 아날로그의 따스한 숨결이 깃든 황금빛 선율이 전해주는 감동을 다시 한번 경험해 보시는 것은 어떨까요?</w:t>
+        <w:t>이 음반을 통해 아스라한 시간의 틈새로 피어나는 낭만적인 선율이 전해주는 감동을 다시 한번 경험해 보시는 것은 어떨까요?</w:t>
       </w:r>
     </w:p>
     <w:sectPr>
